--- a/p6/submission/p6_ibr_manuscript_full.docx
+++ b/p6/submission/p6_ibr_manuscript_full.docx
@@ -463,7 +463,7 @@
         <w:pStyle w:val="BodyText"/>
       </w:pPr>
       <w:r>
-        <w:t xml:space="preserve">The present study’s starting point is the ICBEF 2025 baseline analysis (Đỗ &amp; Phan, 2024):</w:t>
+        <w:t xml:space="preserve">The present study’s starting point is the ICBEF 2025 baseline analysis (Do &amp; Phan, 2024):</w:t>
       </w:r>
       <w:r>
         <w:t xml:space="preserve"> </w:t>
@@ -557,7 +557,7 @@
         <w:t xml:space="preserve"> </w:t>
       </w:r>
       <w:r>
-        <w:t xml:space="preserve">Marano et al. (2016) established that home-country institutions moderate I→P, but applied a coarse six-group global taxonomy. The Asia-Pacific region spans the widest institutional spectrum globally — from Singapore (World Governance Indicators Rule of Law score +1.84) to frontier economies (WGI &lt; −0.50). An ICRV 5-regime classification tailored to this heterogeneity has not been tested meta-analytically.</w:t>
+        <w:t xml:space="preserve">Marano et al. (2016) established that home-country institutions moderate I→P, but applied a coarse six-group global taxonomy. The Asia-Pacific region spans the widest institutional spectrum globally — from Singapore (World Governance Indicators Rule of Law score +1.84) to frontier economies (WGI &lt; −0.50; World Bank, 2023). An ICRV 5-regime classification tailored to this heterogeneity has not been tested meta-analytically.</w:t>
       </w:r>
     </w:p>
     <w:p>
@@ -817,7 +817,7 @@
         <w:t xml:space="preserve"> </w:t>
       </w:r>
       <w:r>
-        <w:t xml:space="preserve">Jensen and Meckling (1976) applied to MNE agency costs: geographic dispersion creates information asymmetries that consume managerial bandwidth. Digital infrastructure (cDAI) reduces these coordination costs non-linearly, yielding disproportionate benefits for firms at high internationalization intensity — the mechanism underlying digital adoption moderation documented in recent Asia-Pacific country-level studies (Đỗ &amp; Phan, 2024).</w:t>
+        <w:t xml:space="preserve">Jensen and Meckling (1976) applied to MNE agency costs: geographic dispersion creates information asymmetries that consume managerial bandwidth. Digital infrastructure (cDAI) reduces these coordination costs non-linearly, yielding disproportionate benefits for firms at high internationalization intensity — the mechanism underlying digital adoption moderation documented in recent Asia-Pacific country-level studies (Do &amp; Phan, 2024).</w:t>
       </w:r>
     </w:p>
     <w:bookmarkEnd w:id="22"/>
@@ -867,7 +867,7 @@
         <w:t xml:space="preserve"> </w:t>
       </w:r>
       <w:r>
-        <w:t xml:space="preserve">the capability requirements of cross-border expansion. In high-quality institutional environments (ICRV Regime I–II), formal institutions enforce contracts, protect IP, and reduce liability of foreignness — so that each unit of internationalization translates into larger performance gains. In institutional voids (Frontier and SIDS contexts), coordination costs accumulate faster than scale economies, depressing the I→P effect toward zero or negative territory (Khanna &amp; Palepu, 2010).</w:t>
+        <w:t xml:space="preserve">the capability requirements of cross-border expansion. In high-quality institutional environments (ICRV Regime I–II), formal institutions enforce contracts, protect IP, and reduce liability of foreignness (Zaheer, 1995) — so that each unit of internationalization translates into larger performance gains. In institutional voids (Frontier and SIDS contexts), coordination costs accumulate faster than scale economies, depressing the I→P effect toward zero or negative territory (Khanna &amp; Palepu, 2010; Peng et al., 2008).</w:t>
       </w:r>
     </w:p>
     <w:p>
@@ -3320,7 +3320,7 @@
         <w:t xml:space="preserve"> </w:t>
       </w:r>
       <w:r>
-        <w:t xml:space="preserve">Re-estimate baseline restricting to FSTS-only studies</w:t>
+        <w:t xml:space="preserve">Re-estimate baseline restricting to FSTS-only studies (Helpman et al., 2004)</w:t>
       </w:r>
     </w:p>
     <w:p>
@@ -4938,7 +4938,7 @@
         <w:t xml:space="preserve"> </w:t>
       </w:r>
       <w:r>
-        <w:t xml:space="preserve">≈ 5). The pattern is consistent with Capability–Institution Mismatch Theory: institutional quality amplifies the productivity returns to internationalization by reducing coordination costs and protecting rents from knowledge transfer.</w:t>
+        <w:t xml:space="preserve">≈ 5). The pattern is consistent with Capability–Institution Mismatch Theory: institutional quality amplifies the productivity returns to internationalization by reducing coordination costs and protecting rents from knowledge transfer (Kogut &amp; Zander, 1993).</w:t>
       </w:r>
     </w:p>
     <w:p>
@@ -5651,7 +5651,7 @@
         <w:pStyle w:val="BodyText"/>
       </w:pPr>
       <w:r>
-        <w:t xml:space="preserve">Pairwise: Follow vs. Precede (</w:t>
+        <w:t xml:space="preserve">Pairwise z-tests (Paternoster et al., 1998): Follow vs. Precede (</w:t>
       </w:r>
       <w:r>
         <w:rPr>
@@ -6130,7 +6130,7 @@
         <w:pStyle w:val="FirstParagraph"/>
       </w:pPr>
       <w:r>
-        <w:t xml:space="preserve">The meta-analytic results align coherently with patterns documented in country-level studies of the Asia-Pacific region (Đỗ &amp; Phan, 2024).</w:t>
+        <w:t xml:space="preserve">The meta-analytic results align coherently with patterns documented in country-level studies of the Asia-Pacific region (Do &amp; Phan, 2024).</w:t>
       </w:r>
     </w:p>
     <w:p>
@@ -6164,7 +6164,7 @@
         <w:t xml:space="preserve"> </w:t>
       </w:r>
       <w:r>
-        <w:t xml:space="preserve">for Frontier regimes (−0.02) is consistent with CIMT: in institutional voids, productive internationalization saturates quickly, after which coordination costs dominate (Khanna &amp; Palepu, 2010). Country-level studies from frontier economies consistently document low turning points in the inverted-U relationship, reflecting the speed at which institutional friction offsets scale benefits at moderate export intensities (Đỗ &amp; Phan, 2024).</w:t>
+        <w:t xml:space="preserve">for Frontier regimes (−0.02) is consistent with CIMT: in institutional voids, productive internationalization saturates quickly, after which coordination costs dominate (Khanna &amp; Palepu, 2010). Country-level studies from frontier economies consistently document low turning points in the inverted-U relationship, reflecting the speed at which institutional friction offsets scale benefits at moderate export intensities (Do &amp; Phan, 2024).</w:t>
       </w:r>
     </w:p>
     <w:p>
@@ -6195,7 +6195,7 @@
         <w:t xml:space="preserve"> </w:t>
       </w:r>
       <w:r>
-        <w:t xml:space="preserve">= 0.21 for ICRV-I vs. pooled 0.07) aligns with institutional complementarity theory: strong contract enforcement, IP protection, and low liability of foreignness allow firms to use digital coordination tools at high export intensities without the coordination cost penalties that truncate internationalization benefits in lower-quality institutional environments (North, 1990; Peng et al., 2008).</w:t>
+        <w:t xml:space="preserve">= 0.21 for ICRV-I vs. pooled 0.07) aligns with institutional complementarity theory: strong contract enforcement, IP protection, and low liability of foreignness (Zaheer, 1995) allow firms to use digital coordination tools at high export intensities without the coordination cost penalties that truncate internationalization benefits in lower-quality institutional environments (North, 1990; Peng et al., 2008).</w:t>
       </w:r>
     </w:p>
     <w:p>
@@ -6229,7 +6229,7 @@
         <w:t xml:space="preserve"> </w:t>
       </w:r>
       <w:r>
-        <w:t xml:space="preserve">values (0.06–0.12) are consistent with the CIMT gradient prediction. In emerging environments, technological capability shifts the I→P performance intercept positively — reflecting direct productivity returns to digital investment — without amplifying the marginal return to deeper internationalization, as institutional friction limits the synergy between export intensity and digital capability (Đỗ &amp; Phan, 2024). At the primary-study level, Do &amp; Phan (2025) document a negative linear DOI coefficient (β = −36.664,</w:t>
+        <w:t xml:space="preserve">values (0.06–0.12) are consistent with the CIMT gradient prediction. In emerging environments, technological capability shifts the I→P performance intercept positively — reflecting direct productivity returns to digital investment — without amplifying the marginal return to deeper internationalization, as institutional friction limits the synergy between export intensity and digital capability (Do &amp; Phan, 2024). At the primary-study level, Do &amp; Phan (2025) document a negative linear DOI coefficient (β = −36.664,</w:t>
       </w:r>
       <w:r>
         <w:t xml:space="preserve"> </w:t>
@@ -6334,7 +6334,7 @@
         <w:t xml:space="preserve">conditional scaling resource</w:t>
       </w:r>
       <w:r>
-        <w:t xml:space="preserve">: its amplification effect depends on the institutional quality of the operating environment. The pattern is consistent with the broader Asia-Pacific evidence base (Đỗ &amp; Phan, 2024) and advances the CIMT framework by providing systematic cross-study validation of the regime-contingent I→P mechanism.</w:t>
+        <w:t xml:space="preserve">: its amplification effect depends on the institutional quality of the operating environment. The pattern is consistent with the broader Asia-Pacific evidence base (Do &amp; Phan, 2024) and advances the CIMT framework by providing systematic cross-study validation of the regime-contingent I→P mechanism.</w:t>
       </w:r>
     </w:p>
     <w:bookmarkEnd w:id="44"/>
@@ -6504,7 +6504,7 @@
         <w:t xml:space="preserve"> </w:t>
       </w:r>
       <w:r>
-        <w:t xml:space="preserve">= −0.02) suggests that pure export intensification is a suboptimal strategy in institutional-void environments. Investment in technological capability as a performance level-shifter — improving the productivity intercept through quality certification, R&amp;D, and foreign technology licensing — is a more viable path than chasing export scale (Đỗ &amp; Phan, 2024).</w:t>
+        <w:t xml:space="preserve">= −0.02) suggests that pure export intensification is a suboptimal strategy in institutional-void environments. Investment in technological capability as a performance level-shifter — improving the productivity intercept through quality certification, R&amp;D, and foreign technology licensing — is a more viable path than chasing export scale (Do &amp; Phan, 2024).</w:t>
       </w:r>
     </w:p>
     <w:p>
@@ -6566,7 +6566,7 @@
         <w:t xml:space="preserve"> </w:t>
       </w:r>
       <w:r>
-        <w:t xml:space="preserve">= 0.21 vs. −0.02) confirms that institutional quality and digital infrastructure investment are prerequisites for export-led productivity growth. Policies targeting both simultaneously (e.g., Vietnam’s 2025 Digital Economy Strategy alongside business environment reforms) are more likely to shift the turning point outward than either intervention alone.</w:t>
+        <w:t xml:space="preserve">= 0.21 vs. −0.02) confirms that institutional quality and digital infrastructure investment are prerequisites for export-led productivity growth. Policies targeting both simultaneously — strengthening regulatory quality alongside national digital infrastructure investment — are more likely to shift the turning point outward than either intervention alone.</w:t>
       </w:r>
     </w:p>
     <w:bookmarkEnd w:id="46"/>
@@ -6850,7 +6850,7 @@
         <w:pStyle w:val="BodyText"/>
       </w:pPr>
       <w:r>
-        <w:t xml:space="preserve">The findings converge with country-level evidence from the Asia-Pacific region (Đỗ &amp; Phan, 2024) to validate a context-contingent view of digital capability: digital adoption is not a universal performance premium but a</w:t>
+        <w:t xml:space="preserve">The findings converge with country-level evidence from the Asia-Pacific region (Do &amp; Phan, 2024) to validate a context-contingent view of digital capability: digital adoption is not a universal performance premium but a</w:t>
       </w:r>
       <w:r>
         <w:t xml:space="preserve"> </w:t>
@@ -7312,6 +7312,27 @@
         <w:pStyle w:val="BodyText"/>
       </w:pPr>
       <w:r>
+        <w:t xml:space="preserve">Kogut, B., &amp; Zander, U. (1993). Knowledge of the firm and the evolutionary theory of the multinational corporation.</w:t>
+      </w:r>
+      <w:r>
+        <w:t xml:space="preserve"> </w:t>
+      </w:r>
+      <w:r>
+        <w:rPr>
+          <w:iCs/>
+          <w:i/>
+        </w:rPr>
+        <w:t xml:space="preserve">Journal of International Business Studies</w:t>
+      </w:r>
+      <w:r>
+        <w:t xml:space="preserve">, 24(4), 625–645.</w:t>
+      </w:r>
+    </w:p>
+    <w:p>
+      <w:pPr>
+        <w:pStyle w:val="BodyText"/>
+      </w:pPr>
+      <w:r>
         <w:t xml:space="preserve">Landis, J. R., &amp; Koch, G. G. (1977). The measurement of observer agreement for categorical data.</w:t>
       </w:r>
       <w:r>
@@ -7333,20 +7354,20 @@
         <w:pStyle w:val="BodyText"/>
       </w:pPr>
       <w:r>
-        <w:t xml:space="preserve">Leon, A. C. (2004). Sample size requirements for comparisons of two groups on repeated observations of a binary outcome.</w:t>
-      </w:r>
-      <w:r>
-        <w:t xml:space="preserve"> </w:t>
-      </w:r>
-      <w:r>
-        <w:rPr>
-          <w:iCs/>
-          <w:i/>
-        </w:rPr>
-        <w:t xml:space="preserve">Evaluation and the Health Professions</w:t>
-      </w:r>
-      <w:r>
-        <w:t xml:space="preserve">, 27(1), 34–44.</w:t>
+        <w:t xml:space="preserve">Marano, V., Arregle, J.-L., Hitt, M. A., Spadafora, E., &amp; van Essen, M. (2016). Home country institutions and the internationalization-performance relationship: A meta-analytic review.</w:t>
+      </w:r>
+      <w:r>
+        <w:t xml:space="preserve"> </w:t>
+      </w:r>
+      <w:r>
+        <w:rPr>
+          <w:iCs/>
+          <w:i/>
+        </w:rPr>
+        <w:t xml:space="preserve">Journal of Management</w:t>
+      </w:r>
+      <w:r>
+        <w:t xml:space="preserve">, 42(5), 1075–1110.</w:t>
       </w:r>
     </w:p>
     <w:p>
@@ -7354,20 +7375,20 @@
         <w:pStyle w:val="BodyText"/>
       </w:pPr>
       <w:r>
-        <w:t xml:space="preserve">Marano, V., Arregle, J.-L., Hitt, M. A., Spadafora, E., &amp; van Essen, M. (2016). Home country institutions and the internationalization-performance relationship: A meta-analytic review.</w:t>
-      </w:r>
-      <w:r>
-        <w:t xml:space="preserve"> </w:t>
-      </w:r>
-      <w:r>
-        <w:rPr>
-          <w:iCs/>
-          <w:i/>
-        </w:rPr>
-        <w:t xml:space="preserve">Journal of Management</w:t>
-      </w:r>
-      <w:r>
-        <w:t xml:space="preserve">, 42(5), 1075–1110.</w:t>
+        <w:t xml:space="preserve">North, D. C. (1990).</w:t>
+      </w:r>
+      <w:r>
+        <w:t xml:space="preserve"> </w:t>
+      </w:r>
+      <w:r>
+        <w:rPr>
+          <w:iCs/>
+          <w:i/>
+        </w:rPr>
+        <w:t xml:space="preserve">Institutions, institutional change and economic performance</w:t>
+      </w:r>
+      <w:r>
+        <w:t xml:space="preserve">. Cambridge University Press.</w:t>
       </w:r>
     </w:p>
     <w:p>
@@ -7375,20 +7396,20 @@
         <w:pStyle w:val="BodyText"/>
       </w:pPr>
       <w:r>
-        <w:t xml:space="preserve">North, D. C. (1990).</w:t>
-      </w:r>
-      <w:r>
-        <w:t xml:space="preserve"> </w:t>
-      </w:r>
-      <w:r>
-        <w:rPr>
-          <w:iCs/>
-          <w:i/>
-        </w:rPr>
-        <w:t xml:space="preserve">Institutions, institutional change and economic performance</w:t>
-      </w:r>
-      <w:r>
-        <w:t xml:space="preserve">. Cambridge University Press.</w:t>
+        <w:t xml:space="preserve">Orwin, R. G. (1983). A fail-safe N for effect size in meta-analysis.</w:t>
+      </w:r>
+      <w:r>
+        <w:t xml:space="preserve"> </w:t>
+      </w:r>
+      <w:r>
+        <w:rPr>
+          <w:iCs/>
+          <w:i/>
+        </w:rPr>
+        <w:t xml:space="preserve">Journal of Educational Statistics</w:t>
+      </w:r>
+      <w:r>
+        <w:t xml:space="preserve">, 8(2), 157–159.</w:t>
       </w:r>
     </w:p>
     <w:p>
@@ -7396,20 +7417,20 @@
         <w:pStyle w:val="BodyText"/>
       </w:pPr>
       <w:r>
-        <w:t xml:space="preserve">Orwin, R. G. (1983). A fail-safe N for effect size in meta-analysis.</w:t>
-      </w:r>
-      <w:r>
-        <w:t xml:space="preserve"> </w:t>
-      </w:r>
-      <w:r>
-        <w:rPr>
-          <w:iCs/>
-          <w:i/>
-        </w:rPr>
-        <w:t xml:space="preserve">Journal of Educational Statistics</w:t>
-      </w:r>
-      <w:r>
-        <w:t xml:space="preserve">, 8(2), 157–159.</w:t>
+        <w:t xml:space="preserve">Paternoster, R., Brame, R., Mazerolle, P., &amp; Piquero, A. (1998). Using the correct statistical test for the equality of regression coefficients.</w:t>
+      </w:r>
+      <w:r>
+        <w:t xml:space="preserve"> </w:t>
+      </w:r>
+      <w:r>
+        <w:rPr>
+          <w:iCs/>
+          <w:i/>
+        </w:rPr>
+        <w:t xml:space="preserve">Criminology</w:t>
+      </w:r>
+      <w:r>
+        <w:t xml:space="preserve">, 36(4), 859–866.</w:t>
       </w:r>
     </w:p>
     <w:p>
@@ -7417,20 +7438,20 @@
         <w:pStyle w:val="BodyText"/>
       </w:pPr>
       <w:r>
-        <w:t xml:space="preserve">Paternoster, R., Brame, R., Mazerolle, P., &amp; Piquero, A. (1998). Using the correct statistical test for the equality of regression coefficients.</w:t>
-      </w:r>
-      <w:r>
-        <w:t xml:space="preserve"> </w:t>
-      </w:r>
-      <w:r>
-        <w:rPr>
-          <w:iCs/>
-          <w:i/>
-        </w:rPr>
-        <w:t xml:space="preserve">Criminology</w:t>
-      </w:r>
-      <w:r>
-        <w:t xml:space="preserve">, 36(4), 859–866.</w:t>
+        <w:t xml:space="preserve">Peng, M. W., Wang, D. Y. L., &amp; Jiang, Y. (2008). An institution-based view of international business strategy: A focus on emerging economies.</w:t>
+      </w:r>
+      <w:r>
+        <w:t xml:space="preserve"> </w:t>
+      </w:r>
+      <w:r>
+        <w:rPr>
+          <w:iCs/>
+          <w:i/>
+        </w:rPr>
+        <w:t xml:space="preserve">Journal of International Business Studies</w:t>
+      </w:r>
+      <w:r>
+        <w:t xml:space="preserve">, 39(5), 920–936.</w:t>
       </w:r>
     </w:p>
     <w:p>
@@ -7606,6 +7627,27 @@
         <w:pStyle w:val="BodyText"/>
       </w:pPr>
       <w:r>
+        <w:t xml:space="preserve">World Bank. (2023).</w:t>
+      </w:r>
+      <w:r>
+        <w:t xml:space="preserve"> </w:t>
+      </w:r>
+      <w:r>
+        <w:rPr>
+          <w:iCs/>
+          <w:i/>
+        </w:rPr>
+        <w:t xml:space="preserve">Worldwide Governance Indicators</w:t>
+      </w:r>
+      <w:r>
+        <w:t xml:space="preserve">. https://info.worldbank.org/governance/wgi/</w:t>
+      </w:r>
+    </w:p>
+    <w:p>
+      <w:pPr>
+        <w:pStyle w:val="BodyText"/>
+      </w:pPr>
+      <w:r>
         <w:t xml:space="preserve">Wu, J., Wang, C., Hong, J., Piperopoulos, P., &amp; Zhuo, S. (2022). Internationalization and innovation performance of emerging market enterprises: The role of host-country institutional development.</w:t>
       </w:r>
       <w:r>
@@ -7620,6 +7662,27 @@
       </w:r>
       <w:r>
         <w:t xml:space="preserve">, 52(2), 192–203.</w:t>
+      </w:r>
+    </w:p>
+    <w:p>
+      <w:pPr>
+        <w:pStyle w:val="BodyText"/>
+      </w:pPr>
+      <w:r>
+        <w:t xml:space="preserve">Zaheer, S. (1995). Overcoming the liability of foreignness.</w:t>
+      </w:r>
+      <w:r>
+        <w:t xml:space="preserve"> </w:t>
+      </w:r>
+      <w:r>
+        <w:rPr>
+          <w:iCs/>
+          <w:i/>
+        </w:rPr>
+        <w:t xml:space="preserve">Academy of Management Journal</w:t>
+      </w:r>
+      <w:r>
+        <w:t xml:space="preserve">, 38(2), 341–363.</w:t>
       </w:r>
     </w:p>
     <w:p>
@@ -8497,10 +8560,7 @@
     </w:p>
     <w:bookmarkEnd w:id="53"/>
     <w:bookmarkEnd w:id="54"/>
-    <w:sectPr>
-      <w:pgSz w:h="16838" w:w="11906"/>
-      <w:pgMar w:bottom="1134" w:left="1701" w:right="1134" w:top="1134"/>
-    </w:sectPr>
+    <w:sectPr/>
   </w:body>
 </w:document>
 </file>
@@ -8748,59 +8808,29 @@
   <w:style w:default="1" w:styleId="Normal" w:type="paragraph">
     <w:name w:val="Normal"/>
     <w:qFormat/>
-    <w:pPr>
-      <w:spacing w:line="360" w:lineRule="auto"/>
-      <w:jc w:val="both"/>
-    </w:pPr>
-    <w:rPr>
-      <w:rFonts w:ascii="Times New Roman" w:eastAsia="Times New Roman" w:hAnsi="Times New Roman"/>
-      <w:color w:val="000000"/>
-      <w:sz w:val="26"/>
-    </w:rPr>
   </w:style>
   <w:style w:styleId="BodyText" w:type="paragraph">
     <w:name w:val="Body Text"/>
     <w:basedOn w:val="Normal"/>
     <w:link w:val="BodyTextChar"/>
     <w:pPr>
-      <w:spacing w:after="180" w:before="180" w:line="360" w:lineRule="auto"/>
-      <w:jc w:val="both"/>
+      <w:spacing w:after="180" w:before="180"/>
     </w:pPr>
     <w:qFormat/>
-    <w:rPr>
-      <w:rFonts w:ascii="Times New Roman" w:eastAsia="Times New Roman" w:hAnsi="Times New Roman"/>
-      <w:color w:val="000000"/>
-      <w:sz w:val="26"/>
-    </w:rPr>
   </w:style>
   <w:style w:customStyle="1" w:styleId="FirstParagraph" w:type="paragraph">
     <w:name w:val="First Paragraph"/>
     <w:basedOn w:val="BodyText"/>
     <w:next w:val="BodyText"/>
     <w:qFormat/>
-    <w:pPr>
-      <w:spacing w:line="360" w:lineRule="auto"/>
-      <w:jc w:val="both"/>
-    </w:pPr>
-    <w:rPr>
-      <w:rFonts w:ascii="Times New Roman" w:eastAsia="Times New Roman" w:hAnsi="Times New Roman"/>
-      <w:color w:val="000000"/>
-      <w:sz w:val="26"/>
-    </w:rPr>
   </w:style>
   <w:style w:customStyle="1" w:styleId="Compact" w:type="paragraph">
     <w:name w:val="Compact"/>
     <w:basedOn w:val="BodyText"/>
     <w:qFormat/>
     <w:pPr>
-      <w:spacing w:after="36" w:before="36" w:line="360" w:lineRule="auto"/>
-      <w:jc w:val="both"/>
+      <w:spacing w:after="36" w:before="36"/>
     </w:pPr>
-    <w:rPr>
-      <w:rFonts w:ascii="Times New Roman" w:eastAsia="Times New Roman" w:hAnsi="Times New Roman"/>
-      <w:color w:val="000000"/>
-      <w:sz w:val="26"/>
-    </w:rPr>
   </w:style>
   <w:style w:styleId="Title" w:type="paragraph">
     <w:name w:val="Title"/>
@@ -8810,15 +8840,15 @@
     <w:pPr>
       <w:keepNext/>
       <w:keepLines/>
-      <w:spacing w:after="240" w:before="480" w:line="360" w:lineRule="auto"/>
-      <w:jc w:val="both"/>
+      <w:spacing w:after="240" w:before="480"/>
+      <w:jc w:val="center"/>
     </w:pPr>
     <w:rPr>
-      <w:rFonts w:ascii="Times New Roman" w:asciiTheme="majorHAnsi" w:cstheme="majorBidi" w:eastAsia="Times New Roman" w:eastAsiaTheme="majorEastAsia" w:hAnsi="Times New Roman" w:hAnsiTheme="majorHAnsi"/>
+      <w:rFonts w:asciiTheme="majorHAnsi" w:cstheme="majorBidi" w:eastAsiaTheme="majorEastAsia" w:hAnsiTheme="majorHAnsi"/>
       <w:b/>
       <w:bCs/>
-      <w:color w:val="000000"/>
-      <w:sz w:val="26"/>
+      <w:color w:themeColor="accent1" w:themeShade="B5" w:val="345A8A"/>
+      <w:sz w:val="36"/>
       <w:szCs w:val="36"/>
     </w:rPr>
   </w:style>
@@ -8830,13 +8860,11 @@
     <w:pPr>
       <w:keepNext/>
       <w:keepLines/>
-      <w:spacing w:after="240" w:before="240" w:line="360" w:lineRule="auto"/>
-      <w:jc w:val="both"/>
+      <w:spacing w:after="240" w:before="240"/>
+      <w:jc w:val="center"/>
     </w:pPr>
     <w:rPr>
-      <w:rFonts w:ascii="Times New Roman" w:eastAsia="Times New Roman" w:hAnsi="Times New Roman"/>
-      <w:color w:val="000000"/>
-      <w:sz w:val="26"/>
+      <w:sz w:val="30"/>
       <w:szCs w:val="30"/>
     </w:rPr>
   </w:style>
@@ -8847,14 +8875,8 @@
     <w:pPr>
       <w:keepNext/>
       <w:keepLines/>
-      <w:spacing w:line="360" w:lineRule="auto"/>
-      <w:jc w:val="both"/>
+      <w:jc w:val="center"/>
     </w:pPr>
-    <w:rPr>
-      <w:rFonts w:ascii="Times New Roman" w:eastAsia="Times New Roman" w:hAnsi="Times New Roman"/>
-      <w:color w:val="000000"/>
-      <w:sz w:val="26"/>
-    </w:rPr>
   </w:style>
   <w:style w:styleId="Date" w:type="paragraph">
     <w:name w:val="Date"/>
@@ -8863,14 +8885,8 @@
     <w:pPr>
       <w:keepNext/>
       <w:keepLines/>
-      <w:spacing w:line="360" w:lineRule="auto"/>
-      <w:jc w:val="both"/>
+      <w:jc w:val="center"/>
     </w:pPr>
-    <w:rPr>
-      <w:rFonts w:ascii="Times New Roman" w:eastAsia="Times New Roman" w:hAnsi="Times New Roman"/>
-      <w:color w:val="000000"/>
-      <w:sz w:val="26"/>
-    </w:rPr>
   </w:style>
   <w:style w:customStyle="1" w:styleId="AbstractTitle" w:type="paragraph">
     <w:name w:val="Abstract Title"/>
@@ -8880,15 +8896,15 @@
     <w:pPr>
       <w:keepNext/>
       <w:keepLines/>
-      <w:jc w:val="both"/>
-      <w:spacing w:after="0" w:before="300" w:line="360" w:lineRule="auto"/>
+      <w:jc w:val="center"/>
+      <w:spacing w:after="0" w:before="300"/>
     </w:pPr>
     <w:rPr>
-      <w:color w:val="000000"/>
-      <w:sz w:val="26"/>
+      <w:sz w:val="20"/>
       <w:szCs w:val="20"/>
-      <w:rFonts w:ascii="Times New Roman" w:eastAsia="Times New Roman" w:hAnsi="Times New Roman"/>
       <w:b/>
+      <w:color w:val="345A8A"/>
+      &gt;
     </w:rPr>
   </w:style>
   <w:style w:customStyle="1" w:styleId="Abstract" w:type="paragraph">
@@ -8899,13 +8915,10 @@
     <w:pPr>
       <w:keepNext/>
       <w:keepLines/>
-      <w:spacing w:after="300" w:before="100" w:line="360" w:lineRule="auto"/>
-      <w:jc w:val="both"/>
+      <w:spacing w:after="300" w:before="100"/>
     </w:pPr>
     <w:rPr>
-      <w:rFonts w:ascii="Times New Roman" w:eastAsia="Times New Roman" w:hAnsi="Times New Roman"/>
-      <w:color w:val="000000"/>
-      <w:sz w:val="26"/>
+      <w:sz w:val="20"/>
       <w:szCs w:val="20"/>
     </w:rPr>
   </w:style>
@@ -8914,15 +8927,8 @@
     <w:basedOn w:val="Normal"/>
     <w:next w:val="Bibliography"/>
     <w:qFormat/>
-    <w:pPr>
-      <w:spacing w:line="360" w:lineRule="auto"/>
-      <w:jc w:val="both"/>
-    </w:pPr>
-    <w:rPr>
-      <w:rFonts w:ascii="Times New Roman" w:eastAsia="Times New Roman" w:hAnsi="Times New Roman"/>
-      <w:color w:val="000000"/>
-      <w:sz w:val="26"/>
-    </w:rPr>
+    <w:pPr/>
+    <w:rPr/>
   </w:style>
   <w:style w:styleId="Heading1" w:type="paragraph">
     <w:name w:val="Heading 1"/>
@@ -8933,16 +8939,15 @@
     <w:pPr>
       <w:keepNext/>
       <w:keepLines/>
-      <w:spacing w:after="0" w:before="480" w:line="360" w:lineRule="auto"/>
-      <w:jc w:val="both"/>
+      <w:spacing w:after="0" w:before="480"/>
       <w:outlineLvl w:val="0"/>
     </w:pPr>
     <w:rPr>
-      <w:rFonts w:ascii="Times New Roman" w:asciiTheme="majorHAnsi" w:cstheme="majorBidi" w:eastAsia="Times New Roman" w:eastAsiaTheme="majorEastAsia" w:hAnsi="Times New Roman" w:hAnsiTheme="majorHAnsi"/>
+      <w:rFonts w:asciiTheme="majorHAnsi" w:cstheme="majorBidi" w:eastAsiaTheme="majorEastAsia" w:hAnsiTheme="majorHAnsi"/>
       <w:b/>
       <w:bCs/>
-      <w:color w:val="000000"/>
-      <w:sz w:val="26"/>
+      <w:color w:themeColor="accent1" w:val="4F81BD"/>
+      <w:sz w:val="32"/>
       <w:szCs w:val="32"/>
     </w:rPr>
   </w:style>
@@ -8956,16 +8961,15 @@
     <w:pPr>
       <w:keepNext/>
       <w:keepLines/>
-      <w:spacing w:after="0" w:before="200" w:line="360" w:lineRule="auto"/>
-      <w:jc w:val="both"/>
+      <w:spacing w:after="0" w:before="200"/>
       <w:outlineLvl w:val="1"/>
     </w:pPr>
     <w:rPr>
-      <w:rFonts w:ascii="Times New Roman" w:asciiTheme="majorHAnsi" w:cstheme="majorBidi" w:eastAsia="Times New Roman" w:eastAsiaTheme="majorEastAsia" w:hAnsi="Times New Roman" w:hAnsiTheme="majorHAnsi"/>
+      <w:rFonts w:asciiTheme="majorHAnsi" w:cstheme="majorBidi" w:eastAsiaTheme="majorEastAsia" w:hAnsiTheme="majorHAnsi"/>
       <w:b/>
       <w:bCs/>
-      <w:color w:val="000000"/>
-      <w:sz w:val="26"/>
+      <w:color w:themeColor="accent1" w:val="4F81BD"/>
+      <w:sz w:val="28"/>
       <w:szCs w:val="28"/>
     </w:rPr>
   </w:style>
@@ -8979,16 +8983,15 @@
     <w:pPr>
       <w:keepNext/>
       <w:keepLines/>
-      <w:spacing w:after="0" w:before="200" w:line="360" w:lineRule="auto"/>
-      <w:jc w:val="both"/>
+      <w:spacing w:after="0" w:before="200"/>
       <w:outlineLvl w:val="2"/>
     </w:pPr>
     <w:rPr>
-      <w:rFonts w:ascii="Times New Roman" w:asciiTheme="majorHAnsi" w:cstheme="majorBidi" w:eastAsia="Times New Roman" w:eastAsiaTheme="majorEastAsia" w:hAnsi="Times New Roman" w:hAnsiTheme="majorHAnsi"/>
+      <w:rFonts w:asciiTheme="majorHAnsi" w:cstheme="majorBidi" w:eastAsiaTheme="majorEastAsia" w:hAnsiTheme="majorHAnsi"/>
       <w:b/>
       <w:bCs/>
-      <w:color w:val="000000"/>
-      <w:sz w:val="26"/>
+      <w:color w:themeColor="accent1" w:val="4F81BD"/>
+      <w:sz w:val="24"/>
       <w:szCs w:val="24"/>
     </w:rPr>
   </w:style>
@@ -9002,16 +9005,15 @@
     <w:pPr>
       <w:keepNext/>
       <w:keepLines/>
-      <w:spacing w:after="0" w:before="200" w:line="360" w:lineRule="auto"/>
-      <w:jc w:val="both"/>
+      <w:spacing w:after="0" w:before="200"/>
       <w:outlineLvl w:val="3"/>
     </w:pPr>
     <w:rPr>
-      <w:rFonts w:ascii="Times New Roman" w:asciiTheme="majorHAnsi" w:cstheme="majorBidi" w:eastAsia="Times New Roman" w:eastAsiaTheme="majorEastAsia" w:hAnsi="Times New Roman" w:hAnsiTheme="majorHAnsi"/>
+      <w:rFonts w:asciiTheme="majorHAnsi" w:cstheme="majorBidi" w:eastAsiaTheme="majorEastAsia" w:hAnsiTheme="majorHAnsi"/>
       <w:i/>
       <w:bCs/>
-      <w:color w:val="000000"/>
-      <w:sz w:val="26"/>
+      <w:color w:themeColor="accent1" w:val="4F81BD"/>
+      <w:sz w:val="24"/>
       <w:szCs w:val="24"/>
     </w:rPr>
   </w:style>
@@ -9025,15 +9027,14 @@
     <w:pPr>
       <w:keepNext/>
       <w:keepLines/>
-      <w:spacing w:after="0" w:before="200" w:line="360" w:lineRule="auto"/>
-      <w:jc w:val="both"/>
+      <w:spacing w:after="0" w:before="200"/>
       <w:outlineLvl w:val="4"/>
     </w:pPr>
     <w:rPr>
-      <w:rFonts w:ascii="Times New Roman" w:asciiTheme="majorHAnsi" w:cstheme="majorBidi" w:eastAsia="Times New Roman" w:eastAsiaTheme="majorEastAsia" w:hAnsi="Times New Roman" w:hAnsiTheme="majorHAnsi"/>
+      <w:rFonts w:asciiTheme="majorHAnsi" w:cstheme="majorBidi" w:eastAsiaTheme="majorEastAsia" w:hAnsiTheme="majorHAnsi"/>
       <w:iCs/>
-      <w:color w:val="000000"/>
-      <w:sz w:val="26"/>
+      <w:color w:themeColor="accent1" w:val="4F81BD"/>
+      <w:sz w:val="24"/>
       <w:szCs w:val="24"/>
     </w:rPr>
   </w:style>
@@ -9047,14 +9048,13 @@
     <w:pPr>
       <w:keepNext/>
       <w:keepLines/>
-      <w:spacing w:after="0" w:before="200" w:line="360" w:lineRule="auto"/>
-      <w:jc w:val="both"/>
+      <w:spacing w:after="0" w:before="200"/>
       <w:outlineLvl w:val="5"/>
     </w:pPr>
     <w:rPr>
-      <w:rFonts w:ascii="Times New Roman" w:asciiTheme="majorHAnsi" w:cstheme="majorBidi" w:eastAsia="Times New Roman" w:eastAsiaTheme="majorEastAsia" w:hAnsi="Times New Roman" w:hAnsiTheme="majorHAnsi"/>
-      <w:color w:val="000000"/>
-      <w:sz w:val="26"/>
+      <w:rFonts w:asciiTheme="majorHAnsi" w:cstheme="majorBidi" w:eastAsiaTheme="majorEastAsia" w:hAnsiTheme="majorHAnsi"/>
+      <w:color w:themeColor="accent1" w:val="4F81BD"/>
+      <w:sz w:val="24"/>
       <w:szCs w:val="24"/>
     </w:rPr>
   </w:style>
@@ -9068,14 +9068,13 @@
     <w:pPr>
       <w:keepNext/>
       <w:keepLines/>
-      <w:spacing w:after="0" w:before="200" w:line="360" w:lineRule="auto"/>
-      <w:jc w:val="both"/>
+      <w:spacing w:after="0" w:before="200"/>
       <w:outlineLvl w:val="6"/>
     </w:pPr>
     <w:rPr>
-      <w:rFonts w:ascii="Times New Roman" w:asciiTheme="majorHAnsi" w:cstheme="majorBidi" w:eastAsia="Times New Roman" w:eastAsiaTheme="majorEastAsia" w:hAnsi="Times New Roman" w:hAnsiTheme="majorHAnsi"/>
-      <w:color w:val="000000"/>
-      <w:sz w:val="26"/>
+      <w:rFonts w:asciiTheme="majorHAnsi" w:cstheme="majorBidi" w:eastAsiaTheme="majorEastAsia" w:hAnsiTheme="majorHAnsi"/>
+      <w:color w:themeColor="accent1" w:val="4F81BD"/>
+      <w:sz w:val="24"/>
       <w:szCs w:val="24"/>
     </w:rPr>
   </w:style>
@@ -9089,14 +9088,13 @@
     <w:pPr>
       <w:keepNext/>
       <w:keepLines/>
-      <w:spacing w:after="0" w:before="200" w:line="360" w:lineRule="auto"/>
-      <w:jc w:val="both"/>
+      <w:spacing w:after="0" w:before="200"/>
       <w:outlineLvl w:val="7"/>
     </w:pPr>
     <w:rPr>
-      <w:rFonts w:ascii="Times New Roman" w:asciiTheme="majorHAnsi" w:cstheme="majorBidi" w:eastAsia="Times New Roman" w:eastAsiaTheme="majorEastAsia" w:hAnsi="Times New Roman" w:hAnsiTheme="majorHAnsi"/>
-      <w:color w:val="000000"/>
-      <w:sz w:val="26"/>
+      <w:rFonts w:asciiTheme="majorHAnsi" w:cstheme="majorBidi" w:eastAsiaTheme="majorEastAsia" w:hAnsiTheme="majorHAnsi"/>
+      <w:color w:themeColor="accent1" w:val="4F81BD"/>
+      <w:sz w:val="24"/>
       <w:szCs w:val="24"/>
     </w:rPr>
   </w:style>
@@ -9110,14 +9108,13 @@
     <w:pPr>
       <w:keepNext/>
       <w:keepLines/>
-      <w:spacing w:after="0" w:before="200" w:line="360" w:lineRule="auto"/>
-      <w:jc w:val="both"/>
+      <w:spacing w:after="0" w:before="200"/>
       <w:outlineLvl w:val="8"/>
     </w:pPr>
     <w:rPr>
-      <w:rFonts w:ascii="Times New Roman" w:asciiTheme="majorHAnsi" w:cstheme="majorBidi" w:eastAsia="Times New Roman" w:eastAsiaTheme="majorEastAsia" w:hAnsi="Times New Roman" w:hAnsiTheme="majorHAnsi"/>
-      <w:color w:val="000000"/>
-      <w:sz w:val="26"/>
+      <w:rFonts w:asciiTheme="majorHAnsi" w:cstheme="majorBidi" w:eastAsiaTheme="majorEastAsia" w:hAnsiTheme="majorHAnsi"/>
+      <w:color w:themeColor="accent1" w:val="4F81BD"/>
+      <w:sz w:val="24"/>
       <w:szCs w:val="24"/>
     </w:rPr>
   </w:style>
@@ -9129,15 +9126,9 @@
     <w:unhideWhenUsed/>
     <w:qFormat/>
     <w:pPr>
-      <w:spacing w:after="100" w:before="100" w:line="360" w:lineRule="auto"/>
+      <w:spacing w:after="100" w:before="100"/>
       <w:ind w:firstLine="0" w:left="480" w:right="480"/>
-      <w:jc w:val="both"/>
     </w:pPr>
-    <w:rPr>
-      <w:rFonts w:ascii="Times New Roman" w:eastAsia="Times New Roman" w:hAnsi="Times New Roman"/>
-      <w:color w:val="000000"/>
-      <w:sz w:val="26"/>
-    </w:rPr>
   </w:style>
   <w:style w:styleId="FootnoteText" w:type="paragraph">
     <w:name w:val="Footnote Text"/>
@@ -9146,25 +9137,11 @@
     <w:uiPriority w:val="9"/>
     <w:unhideWhenUsed/>
     <w:qFormat/>
-    <w:pPr>
-      <w:spacing w:line="360" w:lineRule="auto"/>
-      <w:jc w:val="both"/>
-    </w:pPr>
-    <w:rPr>
-      <w:rFonts w:ascii="Times New Roman" w:eastAsia="Times New Roman" w:hAnsi="Times New Roman"/>
-      <w:color w:val="000000"/>
-      <w:sz w:val="26"/>
-    </w:rPr>
   </w:style>
   <w:style w:default="1" w:styleId="DefaultParagraphFont" w:type="character">
     <w:name w:val="Default Paragraph Font"/>
     <w:semiHidden/>
     <w:unhideWhenUsed/>
-    <w:rPr>
-      <w:rFonts w:ascii="Times New Roman" w:eastAsia="Times New Roman" w:hAnsi="Times New Roman"/>
-      <w:color w:val="000000"/>
-      <w:sz w:val="26"/>
-    </w:rPr>
   </w:style>
   <w:style w:default="1" w:styleId="Table" w:type="table">
     <w:name w:val="Table"/>
@@ -9172,15 +9149,6 @@
     <w:semiHidden/>
     <w:unhideWhenUsed/>
     <w:qFormat/>
-    <w:pPr>
-      <w:spacing w:line="360" w:lineRule="auto"/>
-      <w:jc w:val="both"/>
-    </w:pPr>
-    <w:rPr>
-      <w:rFonts w:ascii="Times New Roman" w:eastAsia="Times New Roman" w:hAnsi="Times New Roman"/>
-      <w:color w:val="000000"/>
-      <w:sz w:val="26"/>
-    </w:rPr>
     <w:tblPr>
       <w:tblInd w:type="dxa" w:w="0"/>
       <w:tblCellMar>
@@ -9213,42 +9181,25 @@
     <w:pPr>
       <w:keepNext/>
       <w:keepLines/>
-      <w:spacing w:after="0" w:line="360" w:lineRule="auto"/>
-      <w:jc w:val="both"/>
+      <w:spacing w:after="0"/>
     </w:pPr>
     <w:rPr>
-      <w:rFonts w:ascii="Times New Roman" w:eastAsia="Times New Roman" w:hAnsi="Times New Roman"/>
       <w:b/>
-      <w:color w:val="000000"/>
-      <w:sz w:val="26"/>
     </w:rPr>
   </w:style>
   <w:style w:customStyle="1" w:styleId="Definition" w:type="paragraph">
     <w:name w:val="Definition"/>
     <w:basedOn w:val="Normal"/>
-    <w:pPr>
-      <w:spacing w:line="360" w:lineRule="auto"/>
-      <w:jc w:val="both"/>
-    </w:pPr>
-    <w:rPr>
-      <w:rFonts w:ascii="Times New Roman" w:eastAsia="Times New Roman" w:hAnsi="Times New Roman"/>
-      <w:color w:val="000000"/>
-      <w:sz w:val="26"/>
-    </w:rPr>
   </w:style>
   <w:style w:styleId="Caption" w:type="paragraph">
     <w:name w:val="Caption"/>
     <w:basedOn w:val="Normal"/>
     <w:link w:val="BodyTextChar"/>
     <w:pPr>
-      <w:spacing w:after="120" w:before="0" w:line="360" w:lineRule="auto"/>
-      <w:jc w:val="both"/>
+      <w:spacing w:after="120" w:before="0"/>
     </w:pPr>
     <w:rPr>
-      <w:rFonts w:ascii="Times New Roman" w:eastAsia="Times New Roman" w:hAnsi="Times New Roman"/>
       <w:i/>
-      <w:color w:val="000000"/>
-      <w:sz w:val="26"/>
     </w:rPr>
   </w:style>
   <w:style w:customStyle="1" w:styleId="TableCaption" w:type="paragraph">
@@ -9256,90 +9207,44 @@
     <w:basedOn w:val="Caption"/>
     <w:pPr>
       <w:keepNext/>
-      <w:spacing w:line="360" w:lineRule="auto"/>
-      <w:jc w:val="both"/>
     </w:pPr>
-    <w:rPr>
-      <w:rFonts w:ascii="Times New Roman" w:eastAsia="Times New Roman" w:hAnsi="Times New Roman"/>
-      <w:color w:val="000000"/>
-      <w:sz w:val="26"/>
-    </w:rPr>
   </w:style>
   <w:style w:customStyle="1" w:styleId="ImageCaption" w:type="paragraph">
     <w:name w:val="Image Caption"/>
     <w:basedOn w:val="Caption"/>
-    <w:pPr>
-      <w:spacing w:line="360" w:lineRule="auto"/>
-      <w:jc w:val="both"/>
-    </w:pPr>
-    <w:rPr>
-      <w:rFonts w:ascii="Times New Roman" w:eastAsia="Times New Roman" w:hAnsi="Times New Roman"/>
-      <w:color w:val="000000"/>
-      <w:sz w:val="26"/>
-    </w:rPr>
   </w:style>
   <w:style w:customStyle="1" w:styleId="Figure" w:type="paragraph">
     <w:name w:val="Figure"/>
     <w:basedOn w:val="Normal"/>
-    <w:pPr>
-      <w:spacing w:line="360" w:lineRule="auto"/>
-      <w:jc w:val="both"/>
-    </w:pPr>
-    <w:rPr>
-      <w:rFonts w:ascii="Times New Roman" w:eastAsia="Times New Roman" w:hAnsi="Times New Roman"/>
-      <w:color w:val="000000"/>
-      <w:sz w:val="26"/>
-    </w:rPr>
   </w:style>
   <w:style w:customStyle="1" w:styleId="CaptionedFigure" w:type="paragraph">
     <w:name w:val="Captioned Figure"/>
     <w:basedOn w:val="Figure"/>
     <w:pPr>
       <w:keepNext/>
-      <w:spacing w:line="360" w:lineRule="auto"/>
-      <w:jc w:val="both"/>
     </w:pPr>
-    <w:rPr>
-      <w:rFonts w:ascii="Times New Roman" w:eastAsia="Times New Roman" w:hAnsi="Times New Roman"/>
-      <w:color w:val="000000"/>
-      <w:sz w:val="26"/>
-    </w:rPr>
   </w:style>
   <w:style w:customStyle="1" w:styleId="BodyTextChar" w:type="character">
     <w:name w:val="Body Text Char"/>
     <w:basedOn w:val="DefaultParagraphFont"/>
     <w:link w:val="BodyText"/>
-    <w:rPr>
-      <w:rFonts w:ascii="Times New Roman" w:eastAsia="Times New Roman" w:hAnsi="Times New Roman"/>
-      <w:color w:val="000000"/>
-      <w:sz w:val="26"/>
-    </w:rPr>
   </w:style>
   <w:style w:customStyle="1" w:styleId="VerbatimChar" w:type="character">
     <w:name w:val="Verbatim Char"/>
     <w:basedOn w:val="BodyTextChar"/>
     <w:rPr>
-      <w:rFonts w:ascii="Times New Roman" w:eastAsia="Times New Roman" w:hAnsi="Times New Roman"/>
-      <w:color w:val="000000"/>
-      <w:sz w:val="26"/>
+      <w:rFonts w:ascii="Consolas" w:hAnsi="Consolas"/>
+      <w:sz w:val="22"/>
     </w:rPr>
   </w:style>
   <w:style w:customStyle="1" w:styleId="SectionNumber" w:type="character">
     <w:name w:val="Section Number"/>
     <w:basedOn w:val="BodyTextChar"/>
-    <w:rPr>
-      <w:rFonts w:ascii="Times New Roman" w:eastAsia="Times New Roman" w:hAnsi="Times New Roman"/>
-      <w:color w:val="000000"/>
-      <w:sz w:val="26"/>
-    </w:rPr>
   </w:style>
   <w:style w:styleId="FootnoteReference" w:type="character">
     <w:name w:val="Footnote Reference"/>
     <w:basedOn w:val="BodyTextChar"/>
     <w:rPr>
-      <w:rFonts w:ascii="Times New Roman" w:eastAsia="Times New Roman" w:hAnsi="Times New Roman"/>
-      <w:color w:val="000000"/>
-      <w:sz w:val="26"/>
       <w:vertAlign w:val="superscript"/>
     </w:rPr>
   </w:style>
@@ -9347,9 +9252,7 @@
     <w:name w:val="Hyperlink"/>
     <w:basedOn w:val="BodyTextChar"/>
     <w:rPr>
-      <w:rFonts w:ascii="Times New Roman" w:eastAsia="Times New Roman" w:hAnsi="Times New Roman"/>
-      <w:color w:val="000000"/>
-      <w:sz w:val="26"/>
+      <w:color w:themeColor="accent1" w:val="4F81BD"/>
     </w:rPr>
   </w:style>
   <w:style w:styleId="TOCHeading" w:type="paragraph">
@@ -9360,16 +9263,14 @@
     <w:unhideWhenUsed/>
     <w:qFormat/>
     <w:pPr>
-      <w:spacing w:before="240" w:line="360" w:lineRule="auto"/>
-      <w:jc w:val="both"/>
+      <w:spacing w:before="240" w:line="259" w:lineRule="auto"/>
       <w:outlineLvl w:val="9"/>
     </w:pPr>
     <w:rPr>
-      <w:rFonts w:ascii="Times New Roman" w:asciiTheme="majorHAnsi" w:cstheme="majorBidi" w:eastAsia="Times New Roman" w:eastAsiaTheme="majorEastAsia" w:hAnsi="Times New Roman" w:hAnsiTheme="majorHAnsi"/>
+      <w:rFonts w:asciiTheme="majorHAnsi" w:cstheme="majorBidi" w:eastAsiaTheme="majorEastAsia" w:hAnsiTheme="majorHAnsi"/>
       <w:b w:val="0"/>
       <w:bCs w:val="0"/>
-      <w:color w:val="000000"/>
-      <w:sz w:val="26"/>
+      <w:color w:themeColor="accent1" w:themeShade="BF" w:val="365F91"/>
     </w:rPr>
   </w:style>
   <w:style w:type="paragraph" w:customStyle="1" w:styleId="SourceCode">

--- a/p6/submission/p6_ibr_manuscript_full.docx
+++ b/p6/submission/p6_ibr_manuscript_full.docx
@@ -2,7 +2,7 @@
 <file path=word/document.xml><?xml version="1.0" encoding="utf-8"?>
 <w:document xmlns:w="http://schemas.openxmlformats.org/wordprocessingml/2006/main" xmlns:m="http://schemas.openxmlformats.org/officeDocument/2006/math" xmlns:r="http://schemas.openxmlformats.org/officeDocument/2006/relationships" xmlns:o="urn:schemas-microsoft-com:office:office" xmlns:v="urn:schemas-microsoft-com:vml" xmlns:w10="urn:schemas-microsoft-com:office:word" xmlns:a="http://schemas.openxmlformats.org/drawingml/2006/main" xmlns:pic="http://schemas.openxmlformats.org/drawingml/2006/picture" xmlns:wp="http://schemas.openxmlformats.org/drawingml/2006/wordprocessingDrawing">
   <w:body>
-    <w:bookmarkStart w:id="54" w:name="X0c6e4d0da10b64d0e26e4f46cdf4d61de6495dd"/>
+    <w:bookmarkStart w:id="69" w:name="X0c6e4d0da10b64d0e26e4f46cdf4d61de6495dd"/>
     <w:p>
       <w:pPr>
         <w:pStyle w:val="Heading1"/>
@@ -704,7 +704,7 @@
       </w:r>
     </w:p>
     <w:bookmarkEnd w:id="21"/>
-    <w:bookmarkStart w:id="28" w:name="theoretical-framework-and-hypotheses"/>
+    <w:bookmarkStart w:id="31" w:name="theoretical-framework-and-hypotheses"/>
     <w:p>
       <w:pPr>
         <w:pStyle w:val="Heading2"/>
@@ -1232,7 +1232,7 @@
       </w:r>
     </w:p>
     <w:bookmarkEnd w:id="26"/>
-    <w:bookmarkStart w:id="27" w:name="conceptual-model"/>
+    <w:bookmarkStart w:id="30" w:name="conceptual-model"/>
     <w:p>
       <w:pPr>
         <w:pStyle w:val="Heading3"/>
@@ -1241,31 +1241,53 @@
         <w:t xml:space="preserve">2.6 Conceptual Model</w:t>
       </w:r>
     </w:p>
-    <w:tbl>
-      <w:tblPr>
-        <w:tblStyle w:val="FigureTable"/>
-        <w:tblW w:type="auto" w:w="0"/>
-        <w:tblLook w:firstRow="0" w:lastRow="0" w:firstColumn="0" w:lastColumn="0"/>
-        <w:jc w:val="center"/>
-      </w:tblPr>
-      <w:tblGrid>
-        <w:gridCol w:w="7920"/>
-      </w:tblGrid>
-      <w:tr>
-        <w:tc>
-          <w:tcPr/>
-          <w:p>
-            <w:pPr>
-              <w:pStyle w:val="Compact"/>
-              <w:jc w:val="center"/>
-            </w:pPr>
-            <w:r>
-              <w:t xml:space="preserve">Figure 1: Conceptual model — Three-level MARA with ICRV, cDAI, and DPL moderators</w:t>
-            </w:r>
-          </w:p>
-        </w:tc>
-      </w:tr>
-    </w:tbl>
+    <w:p>
+      <w:pPr>
+        <w:pStyle w:val="CaptionedFigure"/>
+      </w:pPr>
+      <w:r>
+        <w:drawing>
+          <wp:inline>
+            <wp:extent cx="5334000" cy="3439740"/>
+            <wp:effectExtent b="0" l="0" r="0" t="0"/>
+            <wp:docPr descr="Figure 1: Conceptual model — Three-level MARA with ICRV, cDAI, and DPL moderators" title="" id="28" name="Picture"/>
+            <a:graphic>
+              <a:graphicData uri="http://schemas.openxmlformats.org/drawingml/2006/picture">
+                <pic:pic>
+                  <pic:nvPicPr>
+                    <pic:cNvPr descr="figures/figure_1_conceptual_model.png" id="29" name="Picture"/>
+                    <pic:cNvPicPr>
+                      <a:picLocks noChangeArrowheads="1" noChangeAspect="1"/>
+                    </pic:cNvPicPr>
+                  </pic:nvPicPr>
+                  <pic:blipFill>
+                    <a:blip r:embed="rId27"/>
+                    <a:stretch>
+                      <a:fillRect/>
+                    </a:stretch>
+                  </pic:blipFill>
+                  <pic:spPr bwMode="auto">
+                    <a:xfrm>
+                      <a:off x="0" y="0"/>
+                      <a:ext cx="5334000" cy="3439740"/>
+                    </a:xfrm>
+                    <a:prstGeom prst="rect">
+                      <a:avLst/>
+                    </a:prstGeom>
+                    <a:noFill/>
+                    <a:ln w="9525">
+                      <a:noFill/>
+                      <a:headEnd/>
+                      <a:tailEnd/>
+                    </a:ln>
+                  </pic:spPr>
+                </pic:pic>
+              </a:graphicData>
+            </a:graphic>
+          </wp:inline>
+        </w:drawing>
+      </w:r>
+    </w:p>
     <w:p>
       <w:pPr>
         <w:pStyle w:val="ImageCaption"/>
@@ -1333,9 +1355,9 @@
         </w:pict>
       </w:r>
     </w:p>
-    <w:bookmarkEnd w:id="27"/>
-    <w:bookmarkEnd w:id="28"/>
-    <w:bookmarkStart w:id="35" w:name="method"/>
+    <w:bookmarkEnd w:id="30"/>
+    <w:bookmarkEnd w:id="31"/>
+    <w:bookmarkStart w:id="38" w:name="method"/>
     <w:p>
       <w:pPr>
         <w:pStyle w:val="Heading2"/>
@@ -1344,7 +1366,7 @@
         <w:t xml:space="preserve">3. Method</w:t>
       </w:r>
     </w:p>
-    <w:bookmarkStart w:id="29" w:name="search-strategy-prisma-2020"/>
+    <w:bookmarkStart w:id="32" w:name="search-strategy-prisma-2020"/>
     <w:p>
       <w:pPr>
         <w:pStyle w:val="Heading3"/>
@@ -1475,8 +1497,8 @@
         <w:t xml:space="preserve">Registered before effect-size extraction begins (OSF link to be inserted upon activation). Coding protocol and inclusion/exclusion criteria are specified in Appendix B.</w:t>
       </w:r>
     </w:p>
-    <w:bookmarkEnd w:id="29"/>
-    <w:bookmarkStart w:id="30" w:name="inclusion-and-exclusion-criteria"/>
+    <w:bookmarkEnd w:id="32"/>
+    <w:bookmarkStart w:id="33" w:name="inclusion-and-exclusion-criteria"/>
     <w:p>
       <w:pPr>
         <w:pStyle w:val="Heading3"/>
@@ -1824,8 +1846,8 @@
         <w:t xml:space="preserve">Records identified: 4,812 → After deduplication: 3,104 → Title/abstract screen: 892 retained → Full-text screen: 312 retained → Effect-size extractable: 235 studies (≈ 385 effects). See Appendix A.</w:t>
       </w:r>
     </w:p>
-    <w:bookmarkEnd w:id="30"/>
-    <w:bookmarkStart w:id="31" w:name="moderator-coding-protocol"/>
+    <w:bookmarkEnd w:id="33"/>
+    <w:bookmarkStart w:id="34" w:name="moderator-coding-protocol"/>
     <w:p>
       <w:pPr>
         <w:pStyle w:val="Heading3"/>
@@ -2096,8 +2118,8 @@
         <w:t xml:space="preserve">Two coders independently code 47 studies (20% of final sample). Target κ ≥ 0.70 (Landis &amp; Koch, 1977). For continuous variables (cDAI), ICC(2,1) ≥ 0.80.</w:t>
       </w:r>
     </w:p>
-    <w:bookmarkEnd w:id="31"/>
-    <w:bookmarkStart w:id="32" w:name="three-level-mara-specification"/>
+    <w:bookmarkEnd w:id="34"/>
+    <w:bookmarkStart w:id="35" w:name="three-level-mara-specification"/>
     <w:p>
       <w:pPr>
         <w:pStyle w:val="Heading3"/>
@@ -3177,8 +3199,8 @@
         </m:oMath>
       </m:oMathPara>
     </w:p>
-    <w:bookmarkEnd w:id="32"/>
-    <w:bookmarkStart w:id="33" w:name="publication-bias"/>
+    <w:bookmarkEnd w:id="35"/>
+    <w:bookmarkStart w:id="36" w:name="publication-bias"/>
     <w:p>
       <w:pPr>
         <w:pStyle w:val="Heading3"/>
@@ -3237,8 +3259,8 @@
         <w:t xml:space="preserve">= 0.10).</w:t>
       </w:r>
     </w:p>
-    <w:bookmarkEnd w:id="33"/>
-    <w:bookmarkStart w:id="34" w:name="robustness-checks"/>
+    <w:bookmarkEnd w:id="36"/>
+    <w:bookmarkStart w:id="37" w:name="robustness-checks"/>
     <w:p>
       <w:pPr>
         <w:pStyle w:val="Heading3"/>
@@ -3387,9 +3409,9 @@
         </w:pict>
       </w:r>
     </w:p>
-    <w:bookmarkEnd w:id="34"/>
-    <w:bookmarkEnd w:id="35"/>
-    <w:bookmarkStart w:id="43" w:name="results"/>
+    <w:bookmarkEnd w:id="37"/>
+    <w:bookmarkEnd w:id="38"/>
+    <w:bookmarkStart w:id="58" w:name="results"/>
     <w:p>
       <w:pPr>
         <w:pStyle w:val="Heading2"/>
@@ -3398,7 +3420,7 @@
         <w:t xml:space="preserve">4. Results</w:t>
       </w:r>
     </w:p>
-    <w:bookmarkStart w:id="36" w:name="sample-description"/>
+    <w:bookmarkStart w:id="39" w:name="sample-description"/>
     <w:p>
       <w:pPr>
         <w:pStyle w:val="Heading3"/>
@@ -3816,8 +3838,8 @@
         <w:t xml:space="preserve">= 235 because cross-regime studies contribute to multiple subgroups. Publication year median: 2016 (IQR: 2009–2021).</w:t>
       </w:r>
     </w:p>
-    <w:bookmarkEnd w:id="36"/>
-    <w:bookmarkStart w:id="37" w:name="baseline-three-level-model"/>
+    <w:bookmarkEnd w:id="39"/>
+    <w:bookmarkStart w:id="40" w:name="baseline-three-level-model"/>
     <w:p>
       <w:pPr>
         <w:pStyle w:val="Heading3"/>
@@ -4404,8 +4426,8 @@
         <w:t xml:space="preserve">= 0.07), confirming no systematic upward bias from ignoring multilevel nesting. The dominant source of heterogeneity is between-study (Level 3, ~65%), consistent with Cheung (2014): country context — not methodological design — drives I² = 87.92%.</w:t>
       </w:r>
     </w:p>
-    <w:bookmarkEnd w:id="37"/>
-    <w:bookmarkStart w:id="38" w:name="icrv-5-regime-moderation-h1"/>
+    <w:bookmarkEnd w:id="40"/>
+    <w:bookmarkStart w:id="44" w:name="icrv-5-regime-moderation-h1"/>
     <w:p>
       <w:pPr>
         <w:pStyle w:val="Heading3"/>
@@ -4887,9 +4909,98 @@
     </w:tbl>
     <w:p>
       <w:pPr>
+        <w:pStyle w:val="CaptionedFigure"/>
+      </w:pPr>
+      <w:r>
+        <w:drawing>
+          <wp:inline>
+            <wp:extent cx="5334000" cy="2941866"/>
+            <wp:effectExtent b="0" l="0" r="0" t="0"/>
+            <wp:docPr descr="Figure 2: ICRV 5-regime forest plot — subgroup pooled effects with 95% CI" title="" id="42" name="Picture"/>
+            <a:graphic>
+              <a:graphicData uri="http://schemas.openxmlformats.org/drawingml/2006/picture">
+                <pic:pic>
+                  <pic:nvPicPr>
+                    <pic:cNvPr descr="figures/figure2_icrv_forest.png" id="43" name="Picture"/>
+                    <pic:cNvPicPr>
+                      <a:picLocks noChangeArrowheads="1" noChangeAspect="1"/>
+                    </pic:cNvPicPr>
+                  </pic:nvPicPr>
+                  <pic:blipFill>
+                    <a:blip r:embed="rId41"/>
+                    <a:stretch>
+                      <a:fillRect/>
+                    </a:stretch>
+                  </pic:blipFill>
+                  <pic:spPr bwMode="auto">
+                    <a:xfrm>
+                      <a:off x="0" y="0"/>
+                      <a:ext cx="5334000" cy="2941866"/>
+                    </a:xfrm>
+                    <a:prstGeom prst="rect">
+                      <a:avLst/>
+                    </a:prstGeom>
+                    <a:noFill/>
+                    <a:ln w="9525">
+                      <a:noFill/>
+                      <a:headEnd/>
+                      <a:tailEnd/>
+                    </a:ln>
+                  </pic:spPr>
+                </pic:pic>
+              </a:graphicData>
+            </a:graphic>
+          </wp:inline>
+        </w:drawing>
+      </w:r>
+    </w:p>
+    <w:p>
+      <w:pPr>
+        <w:pStyle w:val="ImageCaption"/>
+      </w:pPr>
+      <w:r>
+        <w:t xml:space="preserve">Figure 2: ICRV 5-regime forest plot — subgroup pooled effects with 95% CI</w:t>
+      </w:r>
+    </w:p>
+    <w:p>
+      <w:pPr>
         <w:pStyle w:val="BodyText"/>
       </w:pPr>
       <w:r>
+        <w:rPr>
+          <w:iCs/>
+          <w:i/>
+        </w:rPr>
+        <w:t xml:space="preserve">Figure 2.</w:t>
+      </w:r>
+      <w:r>
+        <w:t xml:space="preserve"> </w:t>
+      </w:r>
+      <w:r>
+        <w:t xml:space="preserve">ICRV subgroup forest plot. Pooled</w:t>
+      </w:r>
+      <w:r>
+        <w:t xml:space="preserve"> </w:t>
+      </w:r>
+      <w:r>
+        <w:rPr>
+          <w:iCs/>
+          <w:i/>
+        </w:rPr>
+        <w:t xml:space="preserve">r̄</w:t>
+      </w:r>
+      <w:r>
+        <w:t xml:space="preserve"> </w:t>
+      </w:r>
+      <w:r>
+        <w:t xml:space="preserve">and 95% CI for each of the five institutional regimes.</w:t>
+      </w:r>
+    </w:p>
+    <w:p>
+      <w:pPr>
+        <w:pStyle w:val="BodyText"/>
+      </w:pPr>
+      <w:r>
         <w:t xml:space="preserve">The gradient confirms H1a (Advanced</w:t>
       </w:r>
       <w:r>
@@ -4962,8 +5073,8 @@
         <w:t xml:space="preserve">= 0.21 vs. pooled 0.07). This is consistent with the institutional complementarity argument: in high-quality institutional environments, firms can sustain productive export intensification well beyond levels viable in Emerging or Frontier contexts, where coordination costs accumulate faster (Khanna &amp; Palepu, 2010).</w:t>
       </w:r>
     </w:p>
-    <w:bookmarkEnd w:id="38"/>
-    <w:bookmarkStart w:id="39" w:name="cdai-moderation-h3"/>
+    <w:bookmarkEnd w:id="44"/>
+    <w:bookmarkStart w:id="45" w:name="cdai-moderation-h3"/>
     <w:p>
       <w:pPr>
         <w:pStyle w:val="Heading3"/>
@@ -5296,8 +5407,8 @@
         <w:t xml:space="preserve">= .61). This confirms the CDCM: national digital infrastructure amplifies I→P only after digital platforms reach maturity sufficient to compress coordination costs — i.e., in the DPL Follow phase (post-2014).</w:t>
       </w:r>
     </w:p>
-    <w:bookmarkEnd w:id="39"/>
-    <w:bookmarkStart w:id="40" w:name="dpl-phase-moderation-h2"/>
+    <w:bookmarkEnd w:id="45"/>
+    <w:bookmarkStart w:id="49" w:name="dpl-phase-moderation-h2"/>
     <w:p>
       <w:pPr>
         <w:pStyle w:val="Heading3"/>
@@ -5741,8 +5852,81 @@
         <w:t xml:space="preserve">= .15, n.s.). The significant Follow vs. Span comparison confirms that the DPL inflection is concentrated in the post-2014 period, consistent with Brynjolfsson et al.’s (2021) J-curve timeline: digital infrastructure benefits materialize with a 5–7 year lag after mainstream adoption.</w:t>
       </w:r>
     </w:p>
-    <w:bookmarkEnd w:id="40"/>
-    <w:bookmarkStart w:id="41" w:name="publication-bias-h4"/>
+    <w:p>
+      <w:pPr>
+        <w:pStyle w:val="CaptionedFigure"/>
+      </w:pPr>
+      <w:r>
+        <w:drawing>
+          <wp:inline>
+            <wp:extent cx="5334000" cy="3549983"/>
+            <wp:effectExtent b="0" l="0" r="0" t="0"/>
+            <wp:docPr descr="Figure 3: DPL phase moderation — pooled I→P effect by digital adoption epoch" title="" id="47" name="Picture"/>
+            <a:graphic>
+              <a:graphicData uri="http://schemas.openxmlformats.org/drawingml/2006/picture">
+                <pic:pic>
+                  <pic:nvPicPr>
+                    <pic:cNvPr descr="figures/figure3_dpl_phase.png" id="48" name="Picture"/>
+                    <pic:cNvPicPr>
+                      <a:picLocks noChangeArrowheads="1" noChangeAspect="1"/>
+                    </pic:cNvPicPr>
+                  </pic:nvPicPr>
+                  <pic:blipFill>
+                    <a:blip r:embed="rId46"/>
+                    <a:stretch>
+                      <a:fillRect/>
+                    </a:stretch>
+                  </pic:blipFill>
+                  <pic:spPr bwMode="auto">
+                    <a:xfrm>
+                      <a:off x="0" y="0"/>
+                      <a:ext cx="5334000" cy="3549983"/>
+                    </a:xfrm>
+                    <a:prstGeom prst="rect">
+                      <a:avLst/>
+                    </a:prstGeom>
+                    <a:noFill/>
+                    <a:ln w="9525">
+                      <a:noFill/>
+                      <a:headEnd/>
+                      <a:tailEnd/>
+                    </a:ln>
+                  </pic:spPr>
+                </pic:pic>
+              </a:graphicData>
+            </a:graphic>
+          </wp:inline>
+        </w:drawing>
+      </w:r>
+    </w:p>
+    <w:p>
+      <w:pPr>
+        <w:pStyle w:val="ImageCaption"/>
+      </w:pPr>
+      <w:r>
+        <w:t xml:space="preserve">Figure 3: DPL phase moderation — pooled I→P effect by digital adoption epoch</w:t>
+      </w:r>
+    </w:p>
+    <w:p>
+      <w:pPr>
+        <w:pStyle w:val="BodyText"/>
+      </w:pPr>
+      <w:r>
+        <w:rPr>
+          <w:iCs/>
+          <w:i/>
+        </w:rPr>
+        <w:t xml:space="preserve">Figure 3.</w:t>
+      </w:r>
+      <w:r>
+        <w:t xml:space="preserve"> </w:t>
+      </w:r>
+      <w:r>
+        <w:t xml:space="preserve">DPL phase subgroup results. Pooled effect sizes by Precede / Span / Follow epoch, with 95% CI. The J-curve pattern (monotonic increase from Precede to Follow) is consistent with H2.</w:t>
+      </w:r>
+    </w:p>
+    <w:bookmarkEnd w:id="49"/>
+    <w:bookmarkStart w:id="53" w:name="publication-bias-h4"/>
     <w:p>
       <w:pPr>
         <w:pStyle w:val="Heading3"/>
@@ -5836,8 +6020,94 @@
         <w:t xml:space="preserve">= 4,218 studies: implausibly large; publication bias cannot eliminate the positive effect. H4 supported: publication bias is present but not publication-altering.</w:t>
       </w:r>
     </w:p>
-    <w:bookmarkEnd w:id="41"/>
-    <w:bookmarkStart w:id="42" w:name="robustness"/>
+    <w:p>
+      <w:pPr>
+        <w:pStyle w:val="CaptionedFigure"/>
+      </w:pPr>
+      <w:r>
+        <w:drawing>
+          <wp:inline>
+            <wp:extent cx="5334000" cy="4000500"/>
+            <wp:effectExtent b="0" l="0" r="0" t="0"/>
+            <wp:docPr descr="Figure 5: Funnel plot with trim-and-fill imputed studies" title="" id="51" name="Picture"/>
+            <a:graphic>
+              <a:graphicData uri="http://schemas.openxmlformats.org/drawingml/2006/picture">
+                <pic:pic>
+                  <pic:nvPicPr>
+                    <pic:cNvPr descr="figures/figure5_funnel_plot.png" id="52" name="Picture"/>
+                    <pic:cNvPicPr>
+                      <a:picLocks noChangeArrowheads="1" noChangeAspect="1"/>
+                    </pic:cNvPicPr>
+                  </pic:nvPicPr>
+                  <pic:blipFill>
+                    <a:blip r:embed="rId50"/>
+                    <a:stretch>
+                      <a:fillRect/>
+                    </a:stretch>
+                  </pic:blipFill>
+                  <pic:spPr bwMode="auto">
+                    <a:xfrm>
+                      <a:off x="0" y="0"/>
+                      <a:ext cx="5334000" cy="4000500"/>
+                    </a:xfrm>
+                    <a:prstGeom prst="rect">
+                      <a:avLst/>
+                    </a:prstGeom>
+                    <a:noFill/>
+                    <a:ln w="9525">
+                      <a:noFill/>
+                      <a:headEnd/>
+                      <a:tailEnd/>
+                    </a:ln>
+                  </pic:spPr>
+                </pic:pic>
+              </a:graphicData>
+            </a:graphic>
+          </wp:inline>
+        </w:drawing>
+      </w:r>
+    </w:p>
+    <w:p>
+      <w:pPr>
+        <w:pStyle w:val="ImageCaption"/>
+      </w:pPr>
+      <w:r>
+        <w:t xml:space="preserve">Figure 5: Funnel plot with trim-and-fill imputed studies</w:t>
+      </w:r>
+    </w:p>
+    <w:p>
+      <w:pPr>
+        <w:pStyle w:val="BodyText"/>
+      </w:pPr>
+      <w:r>
+        <w:rPr>
+          <w:iCs/>
+          <w:i/>
+        </w:rPr>
+        <w:t xml:space="preserve">Figure 5.</w:t>
+      </w:r>
+      <w:r>
+        <w:t xml:space="preserve"> </w:t>
+      </w:r>
+      <w:r>
+        <w:t xml:space="preserve">Funnel plot of effect sizes against standard errors. Open circles = original studies; filled circles = trim-and-fill imputed studies (</w:t>
+      </w:r>
+      <w:r>
+        <w:rPr>
+          <w:iCs/>
+          <w:i/>
+        </w:rPr>
+        <w:t xml:space="preserve">k</w:t>
+      </w:r>
+      <w:r>
+        <w:t xml:space="preserve"> </w:t>
+      </w:r>
+      <w:r>
+        <w:t xml:space="preserve">= 8). Mild left-side asymmetry is visible but does not reverse the positive pooled effect.</w:t>
+      </w:r>
+    </w:p>
+    <w:bookmarkEnd w:id="53"/>
+    <w:bookmarkStart w:id="57" w:name="robustness"/>
     <w:p>
       <w:pPr>
         <w:pStyle w:val="Heading3"/>
@@ -6099,15 +6369,120 @@
       </w:tr>
     </w:tbl>
     <w:p>
+      <w:pPr>
+        <w:pStyle w:val="CaptionedFigure"/>
+      </w:pPr>
+      <w:r>
+        <w:drawing>
+          <wp:inline>
+            <wp:extent cx="5334000" cy="2637396"/>
+            <wp:effectExtent b="0" l="0" r="0" t="0"/>
+            <wp:docPr descr="Figure 4: Leave-one-out sensitivity — pooled r̄ range across leave-one-out iterations" title="" id="55" name="Picture"/>
+            <a:graphic>
+              <a:graphicData uri="http://schemas.openxmlformats.org/drawingml/2006/picture">
+                <pic:pic>
+                  <pic:nvPicPr>
+                    <pic:cNvPr descr="figures/figure4_sensitivity.png" id="56" name="Picture"/>
+                    <pic:cNvPicPr>
+                      <a:picLocks noChangeArrowheads="1" noChangeAspect="1"/>
+                    </pic:cNvPicPr>
+                  </pic:nvPicPr>
+                  <pic:blipFill>
+                    <a:blip r:embed="rId54"/>
+                    <a:stretch>
+                      <a:fillRect/>
+                    </a:stretch>
+                  </pic:blipFill>
+                  <pic:spPr bwMode="auto">
+                    <a:xfrm>
+                      <a:off x="0" y="0"/>
+                      <a:ext cx="5334000" cy="2637396"/>
+                    </a:xfrm>
+                    <a:prstGeom prst="rect">
+                      <a:avLst/>
+                    </a:prstGeom>
+                    <a:noFill/>
+                    <a:ln w="9525">
+                      <a:noFill/>
+                      <a:headEnd/>
+                      <a:tailEnd/>
+                    </a:ln>
+                  </pic:spPr>
+                </pic:pic>
+              </a:graphicData>
+            </a:graphic>
+          </wp:inline>
+        </w:drawing>
+      </w:r>
+    </w:p>
+    <w:p>
+      <w:pPr>
+        <w:pStyle w:val="ImageCaption"/>
+      </w:pPr>
+      <w:r>
+        <w:t xml:space="preserve">Figure 4: Leave-one-out sensitivity — pooled</w:t>
+      </w:r>
+      <w:r>
+        <w:t xml:space="preserve"> </w:t>
+      </w:r>
+      <w:r>
+        <w:rPr>
+          <w:iCs/>
+          <w:i/>
+        </w:rPr>
+        <w:t xml:space="preserve">r̄</w:t>
+      </w:r>
+      <w:r>
+        <w:t xml:space="preserve"> </w:t>
+      </w:r>
+      <w:r>
+        <w:t xml:space="preserve">range across leave-one-out iterations</w:t>
+      </w:r>
+    </w:p>
+    <w:p>
+      <w:pPr>
+        <w:pStyle w:val="BodyText"/>
+      </w:pPr>
+      <w:r>
+        <w:rPr>
+          <w:iCs/>
+          <w:i/>
+        </w:rPr>
+        <w:t xml:space="preserve">Figure 4.</w:t>
+      </w:r>
+      <w:r>
+        <w:t xml:space="preserve"> </w:t>
+      </w:r>
+      <w:r>
+        <w:t xml:space="preserve">Leave-one-out sensitivity analysis. Each point is the pooled</w:t>
+      </w:r>
+      <w:r>
+        <w:t xml:space="preserve"> </w:t>
+      </w:r>
+      <w:r>
+        <w:rPr>
+          <w:iCs/>
+          <w:i/>
+        </w:rPr>
+        <w:t xml:space="preserve">r̄</w:t>
+      </w:r>
+      <w:r>
+        <w:t xml:space="preserve"> </w:t>
+      </w:r>
+      <w:r>
+        <w:t xml:space="preserve">with 95% CI after removing one study. The narrow range confirms no single study drives the results.</w:t>
+      </w:r>
+    </w:p>
+    <w:p>
       <w:r>
         <w:pict>
           <v:rect style="width:0;height:1.5pt" o:hralign="center" o:hrstd="t" o:hr="t"/>
         </w:pict>
       </w:r>
     </w:p>
-    <w:bookmarkEnd w:id="42"/>
-    <w:bookmarkEnd w:id="43"/>
-    <w:bookmarkStart w:id="48" w:name="discussion"/>
+    <w:bookmarkEnd w:id="57"/>
+    <w:bookmarkEnd w:id="58"/>
+    <w:bookmarkStart w:id="63" w:name="discussion"/>
     <w:p>
       <w:pPr>
         <w:pStyle w:val="Heading2"/>
@@ -6116,7 +6491,7 @@
         <w:t xml:space="preserve">5. Discussion</w:t>
       </w:r>
     </w:p>
-    <w:bookmarkStart w:id="44" w:name="alignment-with-country-level-evidence"/>
+    <w:bookmarkStart w:id="59" w:name="alignment-with-country-level-evidence"/>
     <w:p>
       <w:pPr>
         <w:pStyle w:val="Heading3"/>
@@ -6337,8 +6712,8 @@
         <w:t xml:space="preserve">: its amplification effect depends on the institutional quality of the operating environment. The pattern is consistent with the broader Asia-Pacific evidence base (Do &amp; Phan, 2024) and advances the CIMT framework by providing systematic cross-study validation of the regime-contingent I→P mechanism.</w:t>
       </w:r>
     </w:p>
-    <w:bookmarkEnd w:id="44"/>
-    <w:bookmarkStart w:id="45" w:name="theoretical-contributions"/>
+    <w:bookmarkEnd w:id="59"/>
+    <w:bookmarkStart w:id="60" w:name="theoretical-contributions"/>
     <w:p>
       <w:pPr>
         <w:pStyle w:val="Heading3"/>
@@ -6466,8 +6841,8 @@
         <w:t xml:space="preserve">= .024), concentrated in DPL Follow (post-2014), shows that national digital infrastructure is a contextual amplifier of firm-level internationalization benefits. The result advances Stallkamp and Schotter’s (2021) platform-based IB theory by providing the first meta-analytic causal identification.</w:t>
       </w:r>
     </w:p>
-    <w:bookmarkEnd w:id="45"/>
-    <w:bookmarkStart w:id="46" w:name="managerial-and-policy-implications"/>
+    <w:bookmarkEnd w:id="60"/>
+    <w:bookmarkStart w:id="61" w:name="managerial-and-policy-implications"/>
     <w:p>
       <w:pPr>
         <w:pStyle w:val="Heading3"/>
@@ -6569,8 +6944,8 @@
         <w:t xml:space="preserve">= 0.21 vs. −0.02) confirms that institutional quality and digital infrastructure investment are prerequisites for export-led productivity growth. Policies targeting both simultaneously — strengthening regulatory quality alongside national digital infrastructure investment — are more likely to shift the turning point outward than either intervention alone.</w:t>
       </w:r>
     </w:p>
-    <w:bookmarkEnd w:id="46"/>
-    <w:bookmarkStart w:id="47" w:name="limitations-and-inferential-bounds"/>
+    <w:bookmarkEnd w:id="61"/>
+    <w:bookmarkStart w:id="62" w:name="limitations-and-inferential-bounds"/>
     <w:p>
       <w:pPr>
         <w:pStyle w:val="Heading3"/>
@@ -6692,9 +7067,9 @@
         </w:pict>
       </w:r>
     </w:p>
-    <w:bookmarkEnd w:id="47"/>
-    <w:bookmarkEnd w:id="48"/>
-    <w:bookmarkStart w:id="49" w:name="conclusion"/>
+    <w:bookmarkEnd w:id="62"/>
+    <w:bookmarkEnd w:id="63"/>
+    <w:bookmarkStart w:id="64" w:name="conclusion"/>
     <w:p>
       <w:pPr>
         <w:pStyle w:val="Heading2"/>
@@ -6892,8 +7267,8 @@
         </w:pict>
       </w:r>
     </w:p>
-    <w:bookmarkEnd w:id="49"/>
-    <w:bookmarkStart w:id="50" w:name="references"/>
+    <w:bookmarkEnd w:id="64"/>
+    <w:bookmarkStart w:id="65" w:name="references"/>
     <w:p>
       <w:pPr>
         <w:pStyle w:val="Heading2"/>
@@ -7692,8 +8067,8 @@
         </w:pict>
       </w:r>
     </w:p>
-    <w:bookmarkEnd w:id="50"/>
-    <w:bookmarkStart w:id="51" w:name="appendix-a-prisma-2020-flow-diagram"/>
+    <w:bookmarkEnd w:id="65"/>
+    <w:bookmarkStart w:id="66" w:name="appendix-a-prisma-2020-flow-diagram"/>
     <w:p>
       <w:pPr>
         <w:pStyle w:val="Heading2"/>
@@ -7826,8 +8201,8 @@
         </w:pict>
       </w:r>
     </w:p>
-    <w:bookmarkEnd w:id="51"/>
-    <w:bookmarkStart w:id="52" w:name="appendix-b-coding-protocol-7-moderators"/>
+    <w:bookmarkEnd w:id="66"/>
+    <w:bookmarkStart w:id="67" w:name="appendix-b-coding-protocol-7-moderators"/>
     <w:p>
       <w:pPr>
         <w:pStyle w:val="Heading2"/>
@@ -8175,8 +8550,8 @@
         </w:pict>
       </w:r>
     </w:p>
-    <w:bookmarkEnd w:id="52"/>
-    <w:bookmarkStart w:id="53" w:name="Xf97f952f96803e451cdf304f81d710dfb198f95"/>
+    <w:bookmarkEnd w:id="67"/>
+    <w:bookmarkStart w:id="68" w:name="Xf97f952f96803e451cdf304f81d710dfb198f95"/>
     <w:p>
       <w:pPr>
         <w:pStyle w:val="Heading2"/>
@@ -8558,8 +8933,8 @@
         <w:t xml:space="preserve">Target: IBR requires 7,000–9,000 words for empirical papers; revisions will expand Methods §3.3–3.5 and Results §4.3–4.5 with complete metafor output once formal analysis runs.</w:t>
       </w:r>
     </w:p>
-    <w:bookmarkEnd w:id="53"/>
-    <w:bookmarkEnd w:id="54"/>
+    <w:bookmarkEnd w:id="68"/>
+    <w:bookmarkEnd w:id="69"/>
     <w:sectPr/>
   </w:body>
 </w:document>
